--- a/downloads/student/Unit 04/Handout 04.09 - Mood Board Planner.docx
+++ b/downloads/student/Unit 04/Handout 04.09 - Mood Board Planner.docx
@@ -675,15 +675,15 @@
       <w:r>
         <w:t xml:space="preserve">Texture is how a surface feels, or how it looks like it would feel. There are two kinds:</w:t>
       </w:r>
-      <w:r>
-        <w:t xml:space="preserve"> </w:t>
-      </w:r>
-      <w:r>
-        <w:t xml:space="preserve">-</w:t>
-      </w:r>
-      <w:r>
-        <w:t xml:space="preserve"> </w:t>
-      </w:r>
+    </w:p>
+    <w:p>
+      <w:pPr>
+        <w:numPr>
+          <w:ilvl w:val="0"/>
+          <w:numId w:val="1001"/>
+        </w:numPr>
+        <w:pStyle w:val="Compact"/>
+      </w:pPr>
       <w:r>
         <w:rPr>
           <w:b/>
@@ -696,15 +696,15 @@
       <w:r>
         <w:t xml:space="preserve">what your hand finds. A knit blanket, a brick wall, a rough rug.</w:t>
       </w:r>
-      <w:r>
-        <w:t xml:space="preserve"> </w:t>
-      </w:r>
-      <w:r>
-        <w:t xml:space="preserve">-</w:t>
-      </w:r>
-      <w:r>
-        <w:t xml:space="preserve"> </w:t>
-      </w:r>
+    </w:p>
+    <w:p>
+      <w:pPr>
+        <w:numPr>
+          <w:ilvl w:val="0"/>
+          <w:numId w:val="1001"/>
+        </w:numPr>
+        <w:pStyle w:val="Compact"/>
+      </w:pPr>
       <w:r>
         <w:rPr>
           <w:b/>
@@ -1218,7 +1218,7 @@
       <w:pPr>
         <w:numPr>
           <w:ilvl w:val="0"/>
-          <w:numId w:val="1001"/>
+          <w:numId w:val="1002"/>
         </w:numPr>
         <w:pStyle w:val="Compact"/>
       </w:pPr>
@@ -1230,7 +1230,7 @@
       <w:pPr>
         <w:numPr>
           <w:ilvl w:val="0"/>
-          <w:numId w:val="1001"/>
+          <w:numId w:val="1002"/>
         </w:numPr>
         <w:pStyle w:val="Compact"/>
       </w:pPr>
@@ -1242,7 +1242,7 @@
       <w:pPr>
         <w:numPr>
           <w:ilvl w:val="0"/>
-          <w:numId w:val="1001"/>
+          <w:numId w:val="1002"/>
         </w:numPr>
         <w:pStyle w:val="Compact"/>
       </w:pPr>
@@ -1958,7 +1958,7 @@
       <w:pPr>
         <w:numPr>
           <w:ilvl w:val="0"/>
-          <w:numId w:val="1003"/>
+          <w:numId w:val="1004"/>
         </w:numPr>
         <w:pStyle w:val="Compact"/>
       </w:pPr>
@@ -1979,7 +1979,7 @@
       <w:pPr>
         <w:numPr>
           <w:ilvl w:val="0"/>
-          <w:numId w:val="1003"/>
+          <w:numId w:val="1004"/>
         </w:numPr>
         <w:pStyle w:val="Compact"/>
       </w:pPr>
@@ -2000,7 +2000,7 @@
       <w:pPr>
         <w:numPr>
           <w:ilvl w:val="0"/>
-          <w:numId w:val="1003"/>
+          <w:numId w:val="1004"/>
         </w:numPr>
         <w:pStyle w:val="Compact"/>
       </w:pPr>
@@ -2021,7 +2021,7 @@
       <w:pPr>
         <w:numPr>
           <w:ilvl w:val="0"/>
-          <w:numId w:val="1003"/>
+          <w:numId w:val="1004"/>
         </w:numPr>
         <w:pStyle w:val="Compact"/>
       </w:pPr>
@@ -2042,7 +2042,7 @@
       <w:pPr>
         <w:numPr>
           <w:ilvl w:val="0"/>
-          <w:numId w:val="1003"/>
+          <w:numId w:val="1004"/>
         </w:numPr>
         <w:pStyle w:val="Compact"/>
       </w:pPr>
@@ -2063,7 +2063,7 @@
       <w:pPr>
         <w:numPr>
           <w:ilvl w:val="0"/>
-          <w:numId w:val="1003"/>
+          <w:numId w:val="1004"/>
         </w:numPr>
         <w:pStyle w:val="Compact"/>
       </w:pPr>
@@ -3027,8 +3027,111 @@
       </w:pPr>
     </w:lvl>
   </w:abstractNum>
+  <w:abstractNum w:abstractNumId="991">
+    <w:nsid w:val="ea454b4c"/>
+    <w:multiLevelType w:val="multilevel"/>
+    <w:lvl w:ilvl="0">
+      <w:numFmt w:val="bullet"/>
+      <w:lvlText w:val="•"/>
+      <w:lvlJc w:val="left"/>
+      <w:pPr>
+        <w:tabs>
+          <w:tab w:val="num" w:pos="0"/>
+        </w:tabs>
+        <w:ind w:left="480" w:hanging="480"/>
+      </w:pPr>
+    </w:lvl>
+    <w:lvl w:ilvl="1">
+      <w:numFmt w:val="bullet"/>
+      <w:lvlText w:val="–"/>
+      <w:lvlJc w:val="left"/>
+      <w:pPr>
+        <w:tabs>
+          <w:tab w:val="num" w:pos="720"/>
+        </w:tabs>
+        <w:ind w:left="1200" w:hanging="480"/>
+      </w:pPr>
+    </w:lvl>
+    <w:lvl w:ilvl="2">
+      <w:numFmt w:val="bullet"/>
+      <w:lvlText w:val="•"/>
+      <w:lvlJc w:val="left"/>
+      <w:pPr>
+        <w:tabs>
+          <w:tab w:val="num" w:pos="1440"/>
+        </w:tabs>
+        <w:ind w:left="1920" w:hanging="480"/>
+      </w:pPr>
+    </w:lvl>
+    <w:lvl w:ilvl="3">
+      <w:numFmt w:val="bullet"/>
+      <w:lvlText w:val="–"/>
+      <w:lvlJc w:val="left"/>
+      <w:pPr>
+        <w:tabs>
+          <w:tab w:val="num" w:pos="2160"/>
+        </w:tabs>
+        <w:ind w:left="2640" w:hanging="480"/>
+      </w:pPr>
+    </w:lvl>
+    <w:lvl w:ilvl="4">
+      <w:numFmt w:val="bullet"/>
+      <w:lvlText w:val="•"/>
+      <w:lvlJc w:val="left"/>
+      <w:pPr>
+        <w:tabs>
+          <w:tab w:val="num" w:pos="2880"/>
+        </w:tabs>
+        <w:ind w:left="3360" w:hanging="480"/>
+      </w:pPr>
+    </w:lvl>
+    <w:lvl w:ilvl="5">
+      <w:numFmt w:val="bullet"/>
+      <w:lvlText w:val="–"/>
+      <w:lvlJc w:val="left"/>
+      <w:pPr>
+        <w:tabs>
+          <w:tab w:val="num" w:pos="3600"/>
+        </w:tabs>
+        <w:ind w:left="4080" w:hanging="480"/>
+      </w:pPr>
+    </w:lvl>
+    <w:lvl w:ilvl="6">
+      <w:numFmt w:val="bullet"/>
+      <w:lvlText w:val="•"/>
+      <w:lvlJc w:val="left"/>
+      <w:pPr>
+        <w:tabs>
+          <w:tab w:val="num" w:pos="4320"/>
+        </w:tabs>
+        <w:ind w:left="4800" w:hanging="480"/>
+      </w:pPr>
+    </w:lvl>
+    <w:lvl w:ilvl="7">
+      <w:numFmt w:val="bullet"/>
+      <w:lvlText w:val="–"/>
+      <w:lvlJc w:val="left"/>
+      <w:pPr>
+        <w:tabs>
+          <w:tab w:val="num" w:pos="5040"/>
+        </w:tabs>
+        <w:ind w:left="5520" w:hanging="480"/>
+      </w:pPr>
+    </w:lvl>
+    <w:lvl w:ilvl="8">
+      <w:numFmt w:val="bullet"/>
+      <w:lvlText w:val="•"/>
+      <w:lvlJc w:val="left"/>
+      <w:pPr>
+        <w:tabs>
+          <w:tab w:val="num" w:pos="5760"/>
+        </w:tabs>
+        <w:ind w:left="6240" w:hanging="480"/>
+      </w:pPr>
+    </w:lvl>
+  </w:abstractNum>
   <w:abstractNum w:abstractNumId="99411">
-    <w:nsid w:val="ea454b4c"/>
+    <w:nsid w:val="71315dca"/>
     <w:multiLevelType w:val="multilevel"/>
     <w:lvl w:ilvl="0">
       <w:start w:val="1"/>
@@ -3140,7 +3243,7 @@
     </w:lvl>
   </w:abstractNum>
   <w:abstractNum w:abstractNumId="99417">
-    <w:nsid w:val="71315dca"/>
+    <w:nsid w:val="47261bad"/>
     <w:multiLevelType w:val="multilevel"/>
     <w:lvl w:ilvl="0">
       <w:start w:val="7"/>
@@ -3251,113 +3354,13 @@
       </w:pPr>
     </w:lvl>
   </w:abstractNum>
-  <w:abstractNum w:abstractNumId="991">
-    <w:nsid w:val="47261bad"/>
-    <w:multiLevelType w:val="multilevel"/>
-    <w:lvl w:ilvl="0">
-      <w:numFmt w:val="bullet"/>
-      <w:lvlText w:val="•"/>
-      <w:lvlJc w:val="left"/>
-      <w:pPr>
-        <w:tabs>
-          <w:tab w:val="num" w:pos="0"/>
-        </w:tabs>
-        <w:ind w:left="480" w:hanging="480"/>
-      </w:pPr>
-    </w:lvl>
-    <w:lvl w:ilvl="1">
-      <w:numFmt w:val="bullet"/>
-      <w:lvlText w:val="–"/>
-      <w:lvlJc w:val="left"/>
-      <w:pPr>
-        <w:tabs>
-          <w:tab w:val="num" w:pos="720"/>
-        </w:tabs>
-        <w:ind w:left="1200" w:hanging="480"/>
-      </w:pPr>
-    </w:lvl>
-    <w:lvl w:ilvl="2">
-      <w:numFmt w:val="bullet"/>
-      <w:lvlText w:val="•"/>
-      <w:lvlJc w:val="left"/>
-      <w:pPr>
-        <w:tabs>
-          <w:tab w:val="num" w:pos="1440"/>
-        </w:tabs>
-        <w:ind w:left="1920" w:hanging="480"/>
-      </w:pPr>
-    </w:lvl>
-    <w:lvl w:ilvl="3">
-      <w:numFmt w:val="bullet"/>
-      <w:lvlText w:val="–"/>
-      <w:lvlJc w:val="left"/>
-      <w:pPr>
-        <w:tabs>
-          <w:tab w:val="num" w:pos="2160"/>
-        </w:tabs>
-        <w:ind w:left="2640" w:hanging="480"/>
-      </w:pPr>
-    </w:lvl>
-    <w:lvl w:ilvl="4">
-      <w:numFmt w:val="bullet"/>
-      <w:lvlText w:val="•"/>
-      <w:lvlJc w:val="left"/>
-      <w:pPr>
-        <w:tabs>
-          <w:tab w:val="num" w:pos="2880"/>
-        </w:tabs>
-        <w:ind w:left="3360" w:hanging="480"/>
-      </w:pPr>
-    </w:lvl>
-    <w:lvl w:ilvl="5">
-      <w:numFmt w:val="bullet"/>
-      <w:lvlText w:val="–"/>
-      <w:lvlJc w:val="left"/>
-      <w:pPr>
-        <w:tabs>
-          <w:tab w:val="num" w:pos="3600"/>
-        </w:tabs>
-        <w:ind w:left="4080" w:hanging="480"/>
-      </w:pPr>
-    </w:lvl>
-    <w:lvl w:ilvl="6">
-      <w:numFmt w:val="bullet"/>
-      <w:lvlText w:val="•"/>
-      <w:lvlJc w:val="left"/>
-      <w:pPr>
-        <w:tabs>
-          <w:tab w:val="num" w:pos="4320"/>
-        </w:tabs>
-        <w:ind w:left="4800" w:hanging="480"/>
-      </w:pPr>
-    </w:lvl>
-    <w:lvl w:ilvl="7">
-      <w:numFmt w:val="bullet"/>
-      <w:lvlText w:val="–"/>
-      <w:lvlJc w:val="left"/>
-      <w:pPr>
-        <w:tabs>
-          <w:tab w:val="num" w:pos="5040"/>
-        </w:tabs>
-        <w:ind w:left="5520" w:hanging="480"/>
-      </w:pPr>
-    </w:lvl>
-    <w:lvl w:ilvl="8">
-      <w:numFmt w:val="bullet"/>
-      <w:lvlText w:val="•"/>
-      <w:lvlJc w:val="left"/>
-      <w:pPr>
-        <w:tabs>
-          <w:tab w:val="num" w:pos="5760"/>
-        </w:tabs>
-        <w:ind w:left="6240" w:hanging="480"/>
-      </w:pPr>
-    </w:lvl>
-  </w:abstractNum>
   <w:num w:numId="1000">
     <w:abstractNumId w:val="990"/>
   </w:num>
   <w:num w:numId="1001">
+    <w:abstractNumId w:val="991"/>
+  </w:num>
+  <w:num w:numId="1002">
     <w:abstractNumId w:val="99411"/>
     <w:lvlOverride w:ilvl="0">
       <w:startOverride w:val="1"/>
@@ -3387,7 +3390,7 @@
       <w:startOverride w:val="1"/>
     </w:lvlOverride>
   </w:num>
-  <w:num w:numId="1002">
+  <w:num w:numId="1003">
     <w:abstractNumId w:val="99417"/>
     <w:lvlOverride w:ilvl="0">
       <w:startOverride w:val="7"/>
@@ -3417,7 +3420,7 @@
       <w:startOverride w:val="7"/>
     </w:lvlOverride>
   </w:num>
-  <w:num w:numId="1003">
+  <w:num w:numId="1004">
     <w:abstractNumId w:val="991"/>
   </w:num>
 </w:numbering>

--- a/downloads/student/Unit 04/Handout 04.09 - Mood Board Planner.docx
+++ b/downloads/student/Unit 04/Handout 04.09 - Mood Board Planner.docx
@@ -63,7 +63,7 @@
         <w:pStyle w:val="FirstParagraph"/>
       </w:pPr>
       <w:r>
-        <w:t xml:space="preserve">**** The first three rows come from the unit vocabulary list. The rest are new working translations for this lesson and need the same check.</w:t>
+        <w:t xml:space="preserve">The first three rows come from the unit vocabulary list. The rest are new working translations for this lesson.</w:t>
       </w:r>
     </w:p>
     <w:tbl>
